--- a/Lab1/Отчет по лр1.docx
+++ b/Lab1/Отчет по лр1.docx
@@ -6563,10 +6563,10 @@
           <w:noProof/>
         </w:rPr>
         <w:drawing>
-          <wp:inline distT="0" distB="0" distL="0" distR="0" wp14:anchorId="6B5502CF" wp14:editId="496B26A2">
-            <wp:extent cx="5709825" cy="5734050"/>
-            <wp:effectExtent l="19050" t="19050" r="24765" b="19050"/>
-            <wp:docPr id="4" name="Рисунок 4"/>
+          <wp:inline distT="0" distB="0" distL="0" distR="0" wp14:anchorId="01C996B2" wp14:editId="3724E0E3">
+            <wp:extent cx="5940425" cy="5048885"/>
+            <wp:effectExtent l="0" t="0" r="3175" b="0"/>
+            <wp:docPr id="2" name="Рисунок 2"/>
             <wp:cNvGraphicFramePr>
               <a:graphicFrameLocks xmlns:a="http://schemas.openxmlformats.org/drawingml/2006/main" noChangeAspect="1"/>
             </wp:cNvGraphicFramePr>
@@ -6577,33 +6577,20 @@
                     <pic:cNvPr id="1" name=""/>
                     <pic:cNvPicPr/>
                   </pic:nvPicPr>
-                  <pic:blipFill rotWithShape="1">
+                  <pic:blipFill>
                     <a:blip r:embed="rId17"/>
-                    <a:srcRect r="550"/>
-                    <a:stretch/>
+                    <a:stretch>
+                      <a:fillRect/>
+                    </a:stretch>
                   </pic:blipFill>
-                  <pic:spPr bwMode="auto">
+                  <pic:spPr>
                     <a:xfrm>
                       <a:off x="0" y="0"/>
-                      <a:ext cx="5713016" cy="5737255"/>
+                      <a:ext cx="5940425" cy="5048885"/>
                     </a:xfrm>
                     <a:prstGeom prst="rect">
                       <a:avLst/>
                     </a:prstGeom>
-                    <a:ln w="9525" cap="flat" cmpd="sng" algn="ctr">
-                      <a:solidFill>
-                        <a:sysClr val="windowText" lastClr="000000"/>
-                      </a:solidFill>
-                      <a:prstDash val="solid"/>
-                      <a:round/>
-                      <a:headEnd type="none" w="med" len="med"/>
-                      <a:tailEnd type="none" w="med" len="med"/>
-                    </a:ln>
-                    <a:extLst>
-                      <a:ext uri="{53640926-AAD7-44D8-BBD7-CCE9431645EC}">
-                        <a14:shadowObscured xmlns:a14="http://schemas.microsoft.com/office/drawing/2010/main"/>
-                      </a:ext>
-                    </a:extLst>
                   </pic:spPr>
                 </pic:pic>
               </a:graphicData>
@@ -6611,6 +6598,8 @@
           </wp:inline>
         </w:drawing>
       </w:r>
+      <w:bookmarkStart w:id="0" w:name="_GoBack"/>
+      <w:bookmarkEnd w:id="0"/>
     </w:p>
     <w:p>
       <w:pPr>
@@ -7618,7 +7607,6 @@
           <w:sz w:val="28"/>
           <w:szCs w:val="28"/>
         </w:rPr>
-        <w:lastRenderedPageBreak/>
         <w:t xml:space="preserve">Собираем обратно, получилось: </w:t>
       </w:r>
       <w:proofErr w:type="gramStart"/>
@@ -7704,6 +7692,7 @@
         <w:rPr>
           <w:noProof/>
         </w:rPr>
+        <w:lastRenderedPageBreak/>
         <w:drawing>
           <wp:inline distT="0" distB="0" distL="0" distR="0" wp14:anchorId="6220C192" wp14:editId="0007E1F8">
             <wp:extent cx="5711825" cy="3987593"/>
@@ -8034,6 +8023,7 @@
                 <w:bCs/>
                 <w:sz w:val="28"/>
               </w:rPr>
+              <w:lastRenderedPageBreak/>
               <w:t>Ё</w:t>
             </w:r>
           </w:p>
@@ -10567,6 +10557,7 @@
         <w:rPr>
           <w:noProof/>
         </w:rPr>
+        <w:lastRenderedPageBreak/>
         <w:drawing>
           <wp:inline distT="0" distB="0" distL="0" distR="0" wp14:anchorId="070911F3" wp14:editId="59AAF8DE">
             <wp:extent cx="5940425" cy="4147185"/>
@@ -12866,8 +12857,6 @@
         <w:spacing w:line="240" w:lineRule="auto"/>
         <w:jc w:val="center"/>
       </w:pPr>
-      <w:bookmarkStart w:id="0" w:name="_GoBack"/>
-      <w:bookmarkEnd w:id="0"/>
       <w:r>
         <w:rPr>
           <w:lang w:val="be-BY"/>
